--- a/public/gallery/examples/project-manager/de/resume.docx
+++ b/public/gallery/examples/project-manager/de/resume.docx
@@ -66,7 +66,7 @@
         </w:rPr>
         <w:t xml:space="preserve">📧 </w:t>
       </w:r>
-      <w:hyperlink w:history="1" r:id="rId3vjpcgmozojhwrwoif3jy">
+      <w:hyperlink w:history="1" r:id="rIduwn0n4zhbtddz5a4f4khd">
         <w:r>
           <w:rPr>
             <w:sz w:val="18"/>
@@ -89,7 +89,7 @@
         </w:rPr>
         <w:t xml:space="preserve">🔗 </w:t>
       </w:r>
-      <w:hyperlink w:history="1" r:id="rId7veutacctc6iw7nujvmta">
+      <w:hyperlink w:history="1" r:id="rIdbo6pzvmzkzd7nripcqrue">
         <w:r>
           <w:rPr>
             <w:sz w:val="18"/>
@@ -124,7 +124,7 @@
         <w:spacing w:after="200" w:line="276"/>
         <w:jc w:val="center"/>
       </w:pPr>
-      <w:hyperlink w:history="1" r:id="rId9528jvp8rv3fmzxfp43nz">
+      <w:hyperlink w:history="1" r:id="rIdu45qsysw0hapz0jgxlk3n">
         <w:r>
           <w:rPr>
             <w:sz w:val="18"/>
@@ -140,7 +140,7 @@
         </w:rPr>
         <w:t xml:space="preserve"> • </w:t>
       </w:r>
-      <w:hyperlink w:history="1" r:id="rIdyoawbdn4mfrevaoktkbhv">
+      <w:hyperlink w:history="1" r:id="rId01lvve1oq11chcrh6nt2m">
         <w:r>
           <w:rPr>
             <w:sz w:val="18"/>
@@ -156,7 +156,7 @@
         </w:rPr>
         <w:t xml:space="preserve"> • </w:t>
       </w:r>
-      <w:hyperlink w:history="1" r:id="rId3pkeofbqzkraqdlchxxd4">
+      <w:hyperlink w:history="1" r:id="rIdrebi8ycw8dhvinj518rws">
         <w:r>
           <w:rPr>
             <w:sz w:val="18"/>
@@ -315,7 +315,7 @@
         </w:rPr>
         <w:t xml:space="preserve">	</w:t>
       </w:r>
-      <w:hyperlink w:history="1" r:id="rIdle0vtu9ewxrmzbv5i5e1x">
+      <w:hyperlink w:history="1" r:id="rId4zirzsbvzmt0z6yeq4_e1">
         <w:r>
           <w:rPr>
             <w:sz w:val="18"/>
@@ -440,7 +440,7 @@
         </w:rPr>
         <w:t xml:space="preserve">	</w:t>
       </w:r>
-      <w:hyperlink w:history="1" r:id="rIdxk8fspit0bzcaefohqixz">
+      <w:hyperlink w:history="1" r:id="rIdyvp47dmw0upyle-b750lb">
         <w:r>
           <w:rPr>
             <w:sz w:val="18"/>
@@ -584,7 +584,7 @@
         </w:rPr>
         <w:t xml:space="preserve">	</w:t>
       </w:r>
-      <w:hyperlink w:history="1" r:id="rId7yxkuokt2l2ltjn29cxdl">
+      <w:hyperlink w:history="1" r:id="rIdn_1if3aegxuf-_fbhphet">
         <w:r>
           <w:rPr>
             <w:sz w:val="18"/>
@@ -747,7 +747,7 @@
         </w:rPr>
         <w:t xml:space="preserve">	</w:t>
       </w:r>
-      <w:hyperlink w:history="1" r:id="rIdkgfohxj4zqwgjrh5oapjf">
+      <w:hyperlink w:history="1" r:id="rIdzhlvg6tg4-jmuxoilzfoq">
         <w:r>
           <w:rPr>
             <w:sz w:val="18"/>
@@ -910,7 +910,7 @@
         </w:rPr>
         <w:t xml:space="preserve">	</w:t>
       </w:r>
-      <w:hyperlink w:history="1" r:id="rIdro8atjt6xbipa7o4-b0wl">
+      <w:hyperlink w:history="1" r:id="rId2wjrpoaxrjwqx_mqcaicf">
         <w:r>
           <w:rPr>
             <w:sz w:val="18"/>
@@ -1399,7 +1399,7 @@
         </w:rPr>
         <w:t xml:space="preserve">	</w:t>
       </w:r>
-      <w:hyperlink w:history="1" r:id="rIdrrw-4w5xyggqbt1lgvr8n">
+      <w:hyperlink w:history="1" r:id="rIdjaph8m9afmcj2x1fmb00a">
         <w:r>
           <w:rPr>
             <w:sz w:val="18"/>
@@ -1465,7 +1465,7 @@
         </w:rPr>
         <w:t xml:space="preserve">	</w:t>
       </w:r>
-      <w:hyperlink w:history="1" r:id="rIdxiirs0qietybhvmxptshd">
+      <w:hyperlink w:history="1" r:id="rIdqibrenilryay74fli-hym">
         <w:r>
           <w:rPr>
             <w:sz w:val="18"/>
@@ -1531,7 +1531,7 @@
         </w:rPr>
         <w:t xml:space="preserve">	</w:t>
       </w:r>
-      <w:hyperlink w:history="1" r:id="rIdscsim3ocb-nuycaiqdtwp">
+      <w:hyperlink w:history="1" r:id="rIduzyhmtz2m7fl42z8yr5rz">
         <w:r>
           <w:rPr>
             <w:sz w:val="18"/>
@@ -1616,7 +1616,7 @@
         </w:rPr>
         <w:t xml:space="preserve">	</w:t>
       </w:r>
-      <w:hyperlink w:history="1" r:id="rIdgmr18ulg96xsttcd2qpzo">
+      <w:hyperlink w:history="1" r:id="rIdw860zwhmabjktdhx2kbor">
         <w:r>
           <w:rPr>
             <w:sz w:val="18"/>
@@ -1758,7 +1758,7 @@
         </w:rPr>
         <w:t xml:space="preserve">	</w:t>
       </w:r>
-      <w:hyperlink w:history="1" r:id="rIdhfydot49ksauoergzeniq">
+      <w:hyperlink w:history="1" r:id="rIdnz1wyfofkhg0jtoqd6qko">
         <w:r>
           <w:rPr>
             <w:sz w:val="18"/>
@@ -1921,7 +1921,7 @@
         </w:rPr>
         <w:t xml:space="preserve">	</w:t>
       </w:r>
-      <w:hyperlink w:history="1" r:id="rIdozcplltq7qor_capydg1f">
+      <w:hyperlink w:history="1" r:id="rIdusm8orkt0yvg1jaihxbhl">
         <w:r>
           <w:rPr>
             <w:sz w:val="18"/>
@@ -2145,7 +2145,7 @@
         </w:rPr>
         <w:t xml:space="preserve">	</w:t>
       </w:r>
-      <w:hyperlink w:history="1" r:id="rId7hjbi1c1auzh9pxbjpdec">
+      <w:hyperlink w:history="1" r:id="rIdx14up9kzzynyqn5nymjtr">
         <w:r>
           <w:rPr>
             <w:sz w:val="18"/>
